--- a/courseware/LP-AI Vibe Coding for Multi-Agents System.docx
+++ b/courseware/LP-AI Vibe Coding for Multi-Agents System.docx
@@ -730,7 +730,7 @@
               <w:rPr>
                 <w:sz w:val="20"/>
               </w:rPr>
-              <w:t>2 days · 8 training hours per day (16 hours), plus 2 hours assessment</w:t>
+              <w:t>2 days · 8 instructional hours per day (16 hours), plus assessment (WA 50 minutes + PP 75 minutes)</w:t>
             </w:r>
           </w:p>
         </w:tc>
@@ -973,7 +973,7 @@
         <w:rPr>
           <w:sz w:val="21"/>
         </w:rPr>
-        <w:t>Written Assessment (WA) — Short-Answer Questions (SAQ), 1 hour, open book.</w:t>
+        <w:t>Written Assessment (WA) — Short-Answer Questions (SAQ), 50 minutes, open book.</w:t>
       </w:r>
     </w:p>
     <w:p>
@@ -984,7 +984,7 @@
         <w:rPr>
           <w:sz w:val="21"/>
         </w:rPr>
-        <w:t>Practical Performance (PP) — hands-on multi-agent build tasks, 1 hour, open book.</w:t>
+        <w:t>Practical Performance (PP) — hands-on multi-agent build tasks, 75 minutes, open book.</w:t>
       </w:r>
     </w:p>
     <w:p>

--- a/courseware/LP-AI Vibe Coding for Multi-Agents System.docx
+++ b/courseware/LP-AI Vibe Coding for Multi-Agents System.docx
@@ -179,7 +179,7 @@
           <w:color w:val="1F6FEB"/>
           <w:sz w:val="24"/>
         </w:rPr>
-        <w:t>Version 1.0</w:t>
+        <w:t>Version 1.1</w:t>
       </w:r>
     </w:p>
     <w:p>
@@ -323,6 +323,64 @@
                 <w:sz w:val="19"/>
               </w:rPr>
               <w:t>Initial release — 2-day lesson plan for AI Vibe Coding for Multi-Agents System, aligned to the published course outline (Topics 1-5) and the 11 hands-on labs.</w:t>
+            </w:r>
+          </w:p>
+        </w:tc>
+        <w:tc>
+          <w:tcPr>
+            <w:tcW w:type="dxa" w:w="2160"/>
+          </w:tcPr>
+          <w:p>
+            <w:r/>
+            <w:r>
+              <w:rPr>
+                <w:sz w:val="19"/>
+              </w:rPr>
+              <w:t>Dr Alfred Ang</w:t>
+            </w:r>
+          </w:p>
+        </w:tc>
+      </w:tr>
+      <w:tr>
+        <w:tc>
+          <w:tcPr>
+            <w:tcW w:type="dxa" w:w="2160"/>
+          </w:tcPr>
+          <w:p>
+            <w:r/>
+            <w:r>
+              <w:rPr>
+                <w:sz w:val="19"/>
+              </w:rPr>
+              <w:t>1.1</w:t>
+            </w:r>
+          </w:p>
+        </w:tc>
+        <w:tc>
+          <w:tcPr>
+            <w:tcW w:type="dxa" w:w="2160"/>
+          </w:tcPr>
+          <w:p>
+            <w:r/>
+            <w:r>
+              <w:rPr>
+                <w:sz w:val="19"/>
+              </w:rPr>
+              <w:t>11 August 2026</w:t>
+            </w:r>
+          </w:p>
+        </w:tc>
+        <w:tc>
+          <w:tcPr>
+            <w:tcW w:type="dxa" w:w="2160"/>
+          </w:tcPr>
+          <w:p>
+            <w:r/>
+            <w:r>
+              <w:rPr>
+                <w:sz w:val="19"/>
+              </w:rPr>
+              <w:t>Labs restructured from single Markdown files into one folder per lab, each holding a runnable Python script and a Google Colab notebook; corrected the assessment durations to the papers on file (WA 50 minutes, PP 75 minutes) and the daily timing to 9:30am-7:00pm.</w:t>
             </w:r>
           </w:p>
         </w:tc>

--- a/courseware/LP-AI Vibe Coding for Multi-Agents System.docx
+++ b/courseware/LP-AI Vibe Coding for Multi-Agents System.docx
@@ -820,7 +820,7 @@
               <w:rPr>
                 <w:sz w:val="20"/>
               </w:rPr>
-              <w:t>9:30 am – 7:00 pm (8 instructional hours, plus a 1-hour lunch and two 15-minute tea breaks)</w:t>
+              <w:t>9:30 am – 7:00 pm — 8 instructional hours per day. Breaks are additional and are not counted as instructional time: a 1-hour lunch and two 15-minute tea breaks (570 minutes elapsed, 480 instructional).</w:t>
             </w:r>
           </w:p>
         </w:tc>
@@ -1818,7 +1818,7 @@
           <w:color w:val="555B66"/>
           <w:sz w:val="19"/>
         </w:rPr>
-        <w:t>Total instructional time: 480 minutes (8 hours), excluding the 1-hour lunch and two 15-minute tea breaks.</w:t>
+        <w:t>Total instructional time: 480 minutes (8 hours), excluding the 1-hour lunch and two 15-minute tea breaks (9:30 am – 7:00 pm = 570 minutes elapsed).</w:t>
       </w:r>
     </w:p>
     <w:p>
@@ -2635,7 +2635,7 @@
           <w:color w:val="555B66"/>
           <w:sz w:val="19"/>
         </w:rPr>
-        <w:t>Total instructional time: 480 minutes (8 hours), excluding the 1-hour lunch and two 15-minute tea breaks.</w:t>
+        <w:t>Total instructional time: 480 minutes (8 hours), excluding the 1-hour lunch and two 15-minute tea breaks (9:30 am – 7:00 pm = 570 minutes elapsed).</w:t>
       </w:r>
     </w:p>
     <w:p>
